--- a/constitucion_sas_nova_bienestar/docx/04_Guia_de_formularios_RUES_y_liquidacion_de_derechos.docx
+++ b/constitucion_sas_nova_bienestar/docx/04_Guia_de_formularios_RUES_y_liquidacion_de_derechos.docx
@@ -172,11 +172,13 @@
         <w:jc w:val="center"/>
         <w:tblLayout w:type="fixed"/>
         <w:tblLook w:firstColumn="1" w:firstRow="1" w:lastColumn="0" w:lastRow="0" w:noHBand="0" w:noVBand="1" w:val="04A0"/>
+        <w:tblW w:w="9122" w:type="dxa"/>
+        <w:tblLayout w:type="fixed"/>
       </w:tblPr>
       <w:tblGrid>
-        <w:gridCol w:w="3041"/>
-        <w:gridCol w:w="3041"/>
-        <w:gridCol w:w="3041"/>
+        <w:gridCol w:w="730"/>
+        <w:gridCol w:w="2919"/>
+        <w:gridCol w:w="5473"/>
       </w:tblGrid>
       <w:tr>
         <w:tc>
@@ -1177,10 +1179,12 @@
         <w:jc w:val="center"/>
         <w:tblLayout w:type="fixed"/>
         <w:tblLook w:firstColumn="1" w:firstRow="1" w:lastColumn="0" w:lastRow="0" w:noHBand="0" w:noVBand="1" w:val="04A0"/>
+        <w:tblW w:w="9122" w:type="dxa"/>
+        <w:tblLayout w:type="fixed"/>
       </w:tblPr>
       <w:tblGrid>
-        <w:gridCol w:w="4561"/>
-        <w:gridCol w:w="4561"/>
+        <w:gridCol w:w="3466"/>
+        <w:gridCol w:w="5656"/>
       </w:tblGrid>
       <w:tr>
         <w:tc>
@@ -2240,10 +2244,12 @@
         <w:jc w:val="center"/>
         <w:tblLayout w:type="fixed"/>
         <w:tblLook w:firstColumn="1" w:firstRow="1" w:lastColumn="0" w:lastRow="0" w:noHBand="0" w:noVBand="1" w:val="04A0"/>
+        <w:tblW w:w="9122" w:type="dxa"/>
+        <w:tblLayout w:type="fixed"/>
       </w:tblPr>
       <w:tblGrid>
-        <w:gridCol w:w="4561"/>
-        <w:gridCol w:w="4561"/>
+        <w:gridCol w:w="3466"/>
+        <w:gridCol w:w="5656"/>
       </w:tblGrid>
       <w:tr>
         <w:tc>
@@ -3814,10 +3820,12 @@
         <w:jc w:val="center"/>
         <w:tblLayout w:type="fixed"/>
         <w:tblLook w:firstColumn="1" w:firstRow="1" w:lastColumn="0" w:lastRow="0" w:noHBand="0" w:noVBand="1" w:val="04A0"/>
+        <w:tblW w:w="9122" w:type="dxa"/>
+        <w:tblLayout w:type="fixed"/>
       </w:tblPr>
       <w:tblGrid>
-        <w:gridCol w:w="4561"/>
-        <w:gridCol w:w="4561"/>
+        <w:gridCol w:w="3466"/>
+        <w:gridCol w:w="5656"/>
       </w:tblGrid>
       <w:tr>
         <w:tc>
@@ -4622,10 +4630,12 @@
         <w:jc w:val="center"/>
         <w:tblLayout w:type="fixed"/>
         <w:tblLook w:firstColumn="1" w:firstRow="1" w:lastColumn="0" w:lastRow="0" w:noHBand="0" w:noVBand="1" w:val="04A0"/>
+        <w:tblW w:w="9122" w:type="dxa"/>
+        <w:tblLayout w:type="fixed"/>
       </w:tblPr>
       <w:tblGrid>
-        <w:gridCol w:w="4561"/>
-        <w:gridCol w:w="4561"/>
+        <w:gridCol w:w="3466"/>
+        <w:gridCol w:w="5656"/>
       </w:tblGrid>
       <w:tr>
         <w:tc>
@@ -5304,10 +5314,12 @@
         <w:jc w:val="center"/>
         <w:tblLayout w:type="fixed"/>
         <w:tblLook w:firstColumn="1" w:firstRow="1" w:lastColumn="0" w:lastRow="0" w:noHBand="0" w:noVBand="1" w:val="04A0"/>
+        <w:tblW w:w="9122" w:type="dxa"/>
+        <w:tblLayout w:type="fixed"/>
       </w:tblPr>
       <w:tblGrid>
-        <w:gridCol w:w="4561"/>
-        <w:gridCol w:w="4561"/>
+        <w:gridCol w:w="3466"/>
+        <w:gridCol w:w="5656"/>
       </w:tblGrid>
       <w:tr>
         <w:tc>
@@ -5757,11 +5769,13 @@
         <w:jc w:val="center"/>
         <w:tblLayout w:type="fixed"/>
         <w:tblLook w:firstColumn="1" w:firstRow="1" w:lastColumn="0" w:lastRow="0" w:noHBand="0" w:noVBand="1" w:val="04A0"/>
+        <w:tblW w:w="9122" w:type="dxa"/>
+        <w:tblLayout w:type="fixed"/>
       </w:tblPr>
       <w:tblGrid>
-        <w:gridCol w:w="3041"/>
-        <w:gridCol w:w="3041"/>
-        <w:gridCol w:w="3041"/>
+        <w:gridCol w:w="730"/>
+        <w:gridCol w:w="3649"/>
+        <w:gridCol w:w="4743"/>
       </w:tblGrid>
       <w:tr>
         <w:tc>
@@ -6547,12 +6561,14 @@
         <w:jc w:val="center"/>
         <w:tblLayout w:type="fixed"/>
         <w:tblLook w:firstColumn="1" w:firstRow="1" w:lastColumn="0" w:lastRow="0" w:noHBand="0" w:noVBand="1" w:val="04A0"/>
+        <w:tblW w:w="9121" w:type="dxa"/>
+        <w:tblLayout w:type="fixed"/>
       </w:tblPr>
       <w:tblGrid>
-        <w:gridCol w:w="2280"/>
-        <w:gridCol w:w="2280"/>
-        <w:gridCol w:w="2280"/>
-        <w:gridCol w:w="2280"/>
+        <w:gridCol w:w="3831"/>
+        <w:gridCol w:w="1824"/>
+        <w:gridCol w:w="1824"/>
+        <w:gridCol w:w="1642"/>
       </w:tblGrid>
       <w:tr>
         <w:tc>
@@ -7786,10 +7802,12 @@
         <w:jc w:val="center"/>
         <w:tblLayout w:type="fixed"/>
         <w:tblLook w:firstColumn="1" w:firstRow="1" w:lastColumn="0" w:lastRow="0" w:noHBand="0" w:noVBand="1" w:val="04A0"/>
+        <w:tblW w:w="9122" w:type="dxa"/>
+        <w:tblLayout w:type="fixed"/>
       </w:tblPr>
       <w:tblGrid>
-        <w:gridCol w:w="4561"/>
-        <w:gridCol w:w="4561"/>
+        <w:gridCol w:w="2737"/>
+        <w:gridCol w:w="6385"/>
       </w:tblGrid>
       <w:tr>
         <w:tc>

--- a/constitucion_sas_nova_bienestar/docx/04_Guia_de_formularios_RUES_y_liquidacion_de_derechos.docx
+++ b/constitucion_sas_nova_bienestar/docx/04_Guia_de_formularios_RUES_y_liquidacion_de_derechos.docx
@@ -4528,7 +4528,7 @@
                 <w:sz w:val="20"/>
                 <w:u w:val="none"/>
               </w:rPr>
-              <w:t>Autorización previa de la asamblea para actos superiores a 500 SMLMV y para gravar o enajenar inmuebles</w:t>
+              <w:t>Autorización previa de la asamblea para actos superiores a 100 SMLMV y para gravar o enajenar inmuebles</w:t>
             </w:r>
           </w:p>
         </w:tc>

--- a/constitucion_sas_nova_bienestar/docx/04_Guia_de_formularios_RUES_y_liquidacion_de_derechos.docx
+++ b/constitucion_sas_nova_bienestar/docx/04_Guia_de_formularios_RUES_y_liquidacion_de_derechos.docx
@@ -439,6 +439,91 @@
                 <w:u w:val="none"/>
               </w:rPr>
               <w:t>Verificar ante la Curaduría o la Secretaría de Gestión y Control Territorial de Medellín que la dirección permita la actividad.</w:t>
+            </w:r>
+          </w:p>
+        </w:tc>
+      </w:tr>
+      <w:tr>
+        <w:tc>
+          <w:tcPr>
+            <w:tcW w:type="dxa" w:w="730"/>
+          </w:tcPr>
+          <w:p>
+            <w:pPr>
+              <w:spacing w:after="40" w:before="40" w:line="240" w:lineRule="auto"/>
+              <w:jc w:val="left"/>
+            </w:pPr>
+            <w:r>
+              <w:rPr>
+                <w:rFonts w:ascii="Times New Roman" w:hAnsi="Times New Roman"/>
+                <w:b w:val="0"/>
+                <w:i w:val="0"/>
+                <w:sz w:val="20"/>
+                <w:u w:val="none"/>
+              </w:rPr>
+              <w:t>3 bis</w:t>
+            </w:r>
+          </w:p>
+        </w:tc>
+        <w:tc>
+          <w:tcPr>
+            <w:tcW w:type="dxa" w:w="2919"/>
+          </w:tcPr>
+          <w:p>
+            <w:pPr>
+              <w:spacing w:after="40" w:before="40" w:line="240" w:lineRule="auto"/>
+              <w:jc w:val="left"/>
+            </w:pPr>
+            <w:r>
+              <w:rPr>
+                <w:rFonts w:ascii="Times New Roman" w:hAnsi="Times New Roman"/>
+                <w:b w:val="0"/>
+                <w:i w:val="0"/>
+                <w:sz w:val="20"/>
+                <w:u w:val="none"/>
+              </w:rPr>
+              <w:t>Consulta de responsabilidades tributarias</w:t>
+            </w:r>
+          </w:p>
+        </w:tc>
+        <w:tc>
+          <w:tcPr>
+            <w:tcW w:type="dxa" w:w="5473"/>
+          </w:tcPr>
+          <w:p>
+            <w:pPr>
+              <w:spacing w:after="40" w:before="40" w:line="240" w:lineRule="auto"/>
+              <w:jc w:val="left"/>
+            </w:pPr>
+            <w:r>
+              <w:rPr>
+                <w:rFonts w:ascii="Times New Roman" w:hAnsi="Times New Roman"/>
+                <w:b w:val="0"/>
+                <w:i w:val="0"/>
+                <w:sz w:val="20"/>
+                <w:u w:val="none"/>
+              </w:rPr>
+              <w:t xml:space="preserve">La guía registral remite a </w:t>
+            </w:r>
+            <w:r>
+              <w:rPr>
+                <w:rFonts w:ascii="Times New Roman" w:hAnsi="Times New Roman"/>
+                <w:b/>
+                <w:i w:val="0"/>
+                <w:sz w:val="20"/>
+                <w:u w:val="none"/>
+              </w:rPr>
+              <w:t>www.vue.gov.co</w:t>
+            </w:r>
+            <w:r>
+              <w:rPr>
+                <w:rFonts w:ascii="Times New Roman" w:hAnsi="Times New Roman"/>
+                <w:b w:val="0"/>
+                <w:i w:val="0"/>
+                <w:sz w:val="20"/>
+                <w:u w:val="none"/>
+              </w:rPr>
+              <w:t>, opción "Consulta de responsabilidades tributarias", para seleccionarlas antes de diligenciar el anexo de la DIAN.</w:t>
             </w:r>
           </w:p>
         </w:tc>
@@ -6404,7 +6489,7 @@
                 <w:sz w:val="20"/>
                 <w:u w:val="none"/>
               </w:rPr>
-              <w:t>Solicitud de inscripción de libros de comercio</w:t>
+              <w:t>Solicitud de inscripción de libros de comercio (formato 7 de la Cámara)</w:t>
             </w:r>
           </w:p>
         </w:tc>
@@ -6425,7 +6510,267 @@
                 <w:sz w:val="20"/>
                 <w:u w:val="none"/>
               </w:rPr>
-              <w:t>Artículo 175 del Decreto Ley 019 de 2012</w:t>
+              <w:t>Artículo 175 del Decreto Ley 019 de 2012; guía 28 de la Cámara</w:t>
+            </w:r>
+          </w:p>
+        </w:tc>
+      </w:tr>
+      <w:tr>
+        <w:tc>
+          <w:tcPr>
+            <w:tcW w:type="dxa" w:w="730"/>
+          </w:tcPr>
+          <w:p>
+            <w:pPr>
+              <w:spacing w:after="40" w:before="40" w:line="240" w:lineRule="auto"/>
+              <w:jc w:val="left"/>
+            </w:pPr>
+            <w:r>
+              <w:rPr>
+                <w:rFonts w:ascii="Times New Roman" w:hAnsi="Times New Roman"/>
+                <w:b w:val="0"/>
+                <w:i w:val="0"/>
+                <w:sz w:val="20"/>
+                <w:u w:val="none"/>
+              </w:rPr>
+              <w:t>10</w:t>
+            </w:r>
+          </w:p>
+        </w:tc>
+        <w:tc>
+          <w:tcPr>
+            <w:tcW w:type="dxa" w:w="3649"/>
+          </w:tcPr>
+          <w:p>
+            <w:pPr>
+              <w:spacing w:after="40" w:before="40" w:line="240" w:lineRule="auto"/>
+              <w:jc w:val="left"/>
+            </w:pPr>
+            <w:r>
+              <w:rPr>
+                <w:rFonts w:ascii="Times New Roman" w:hAnsi="Times New Roman"/>
+                <w:b w:val="0"/>
+                <w:i w:val="0"/>
+                <w:sz w:val="20"/>
+                <w:u w:val="none"/>
+              </w:rPr>
+              <w:t>Manifestación de desarrollo de emprendimientos sociales</w:t>
+            </w:r>
+          </w:p>
+        </w:tc>
+        <w:tc>
+          <w:tcPr>
+            <w:tcW w:type="dxa" w:w="4743"/>
+          </w:tcPr>
+          <w:p>
+            <w:pPr>
+              <w:spacing w:after="40" w:before="40" w:line="240" w:lineRule="auto"/>
+              <w:jc w:val="left"/>
+            </w:pPr>
+            <w:r>
+              <w:rPr>
+                <w:rFonts w:ascii="Times New Roman" w:hAnsi="Times New Roman"/>
+                <w:b w:val="0"/>
+                <w:i w:val="0"/>
+                <w:sz w:val="20"/>
+                <w:u w:val="none"/>
+              </w:rPr>
+              <w:t>Ley 2234 de 2022; lista de chequeo de la guía registral</w:t>
+            </w:r>
+          </w:p>
+        </w:tc>
+      </w:tr>
+      <w:tr>
+        <w:tc>
+          <w:tcPr>
+            <w:tcW w:type="dxa" w:w="730"/>
+          </w:tcPr>
+          <w:p>
+            <w:pPr>
+              <w:spacing w:after="40" w:before="40" w:line="240" w:lineRule="auto"/>
+              <w:jc w:val="left"/>
+            </w:pPr>
+            <w:r>
+              <w:rPr>
+                <w:rFonts w:ascii="Times New Roman" w:hAnsi="Times New Roman"/>
+                <w:b w:val="0"/>
+                <w:i w:val="0"/>
+                <w:sz w:val="20"/>
+                <w:u w:val="none"/>
+              </w:rPr>
+              <w:t>11</w:t>
+            </w:r>
+          </w:p>
+        </w:tc>
+        <w:tc>
+          <w:tcPr>
+            <w:tcW w:type="dxa" w:w="3649"/>
+          </w:tcPr>
+          <w:p>
+            <w:pPr>
+              <w:spacing w:after="40" w:before="40" w:line="240" w:lineRule="auto"/>
+              <w:jc w:val="left"/>
+            </w:pPr>
+            <w:r>
+              <w:rPr>
+                <w:rFonts w:ascii="Times New Roman" w:hAnsi="Times New Roman"/>
+                <w:b w:val="0"/>
+                <w:i w:val="0"/>
+                <w:sz w:val="20"/>
+                <w:u w:val="none"/>
+              </w:rPr>
+              <w:t>Formato de la Cámara que acredita las condiciones de pequeña empresa joven</w:t>
+            </w:r>
+          </w:p>
+        </w:tc>
+        <w:tc>
+          <w:tcPr>
+            <w:tcW w:type="dxa" w:w="4743"/>
+          </w:tcPr>
+          <w:p>
+            <w:pPr>
+              <w:spacing w:after="40" w:before="40" w:line="240" w:lineRule="auto"/>
+              <w:jc w:val="left"/>
+            </w:pPr>
+            <w:r>
+              <w:rPr>
+                <w:rFonts w:ascii="Times New Roman" w:hAnsi="Times New Roman"/>
+                <w:b w:val="0"/>
+                <w:i w:val="0"/>
+                <w:sz w:val="20"/>
+                <w:u w:val="none"/>
+              </w:rPr>
+              <w:t>Numeral 3.4 de la guía registral</w:t>
+            </w:r>
+          </w:p>
+        </w:tc>
+      </w:tr>
+      <w:tr>
+        <w:tc>
+          <w:tcPr>
+            <w:tcW w:type="dxa" w:w="730"/>
+          </w:tcPr>
+          <w:p>
+            <w:pPr>
+              <w:spacing w:after="40" w:before="40" w:line="240" w:lineRule="auto"/>
+              <w:jc w:val="left"/>
+            </w:pPr>
+            <w:r>
+              <w:rPr>
+                <w:rFonts w:ascii="Times New Roman" w:hAnsi="Times New Roman"/>
+                <w:b w:val="0"/>
+                <w:i w:val="0"/>
+                <w:sz w:val="20"/>
+                <w:u w:val="none"/>
+              </w:rPr>
+              <w:t>12</w:t>
+            </w:r>
+          </w:p>
+        </w:tc>
+        <w:tc>
+          <w:tcPr>
+            <w:tcW w:type="dxa" w:w="3649"/>
+          </w:tcPr>
+          <w:p>
+            <w:pPr>
+              <w:spacing w:after="40" w:before="40" w:line="240" w:lineRule="auto"/>
+              <w:jc w:val="left"/>
+            </w:pPr>
+            <w:r>
+              <w:rPr>
+                <w:rFonts w:ascii="Times New Roman" w:hAnsi="Times New Roman"/>
+                <w:b w:val="0"/>
+                <w:i w:val="0"/>
+                <w:sz w:val="20"/>
+                <w:u w:val="none"/>
+              </w:rPr>
+              <w:t>Anexo de reporte de información con enfoque diferencial étnico</w:t>
+            </w:r>
+          </w:p>
+        </w:tc>
+        <w:tc>
+          <w:tcPr>
+            <w:tcW w:type="dxa" w:w="4743"/>
+          </w:tcPr>
+          <w:p>
+            <w:pPr>
+              <w:spacing w:after="40" w:before="40" w:line="240" w:lineRule="auto"/>
+              <w:jc w:val="left"/>
+            </w:pPr>
+            <w:r>
+              <w:rPr>
+                <w:rFonts w:ascii="Times New Roman" w:hAnsi="Times New Roman"/>
+                <w:b w:val="0"/>
+                <w:i w:val="0"/>
+                <w:sz w:val="20"/>
+                <w:u w:val="none"/>
+              </w:rPr>
+              <w:t>Circular 100-000011 de 2025 de la Superintendencia de Sociedades</w:t>
+            </w:r>
+          </w:p>
+        </w:tc>
+      </w:tr>
+      <w:tr>
+        <w:tc>
+          <w:tcPr>
+            <w:tcW w:type="dxa" w:w="730"/>
+          </w:tcPr>
+          <w:p>
+            <w:pPr>
+              <w:spacing w:after="40" w:before="40" w:line="240" w:lineRule="auto"/>
+              <w:jc w:val="left"/>
+            </w:pPr>
+            <w:r>
+              <w:rPr>
+                <w:rFonts w:ascii="Times New Roman" w:hAnsi="Times New Roman"/>
+                <w:b w:val="0"/>
+                <w:i w:val="0"/>
+                <w:sz w:val="20"/>
+                <w:u w:val="none"/>
+              </w:rPr>
+              <w:t>13</w:t>
+            </w:r>
+          </w:p>
+        </w:tc>
+        <w:tc>
+          <w:tcPr>
+            <w:tcW w:type="dxa" w:w="3649"/>
+          </w:tcPr>
+          <w:p>
+            <w:pPr>
+              <w:spacing w:after="40" w:before="40" w:line="240" w:lineRule="auto"/>
+              <w:jc w:val="left"/>
+            </w:pPr>
+            <w:r>
+              <w:rPr>
+                <w:rFonts w:ascii="Times New Roman" w:hAnsi="Times New Roman"/>
+                <w:b w:val="0"/>
+                <w:i w:val="0"/>
+                <w:sz w:val="20"/>
+                <w:u w:val="none"/>
+              </w:rPr>
+              <w:t>Copia de la cédula del representante legal y de la accionista de 18 a 35 años</w:t>
+            </w:r>
+          </w:p>
+        </w:tc>
+        <w:tc>
+          <w:tcPr>
+            <w:tcW w:type="dxa" w:w="4743"/>
+          </w:tcPr>
+          <w:p>
+            <w:pPr>
+              <w:spacing w:after="40" w:before="40" w:line="240" w:lineRule="auto"/>
+              <w:jc w:val="left"/>
+            </w:pPr>
+            <w:r>
+              <w:rPr>
+                <w:rFonts w:ascii="Times New Roman" w:hAnsi="Times New Roman"/>
+                <w:b w:val="0"/>
+                <w:i w:val="0"/>
+                <w:sz w:val="20"/>
+                <w:u w:val="none"/>
+              </w:rPr>
+              <w:t>Lista de chequeo de la guía registral</w:t>
             </w:r>
           </w:p>
         </w:tc>
@@ -6764,6 +7109,112 @@
                 <w:sz w:val="20"/>
                 <w:u w:val="none"/>
               </w:rPr>
+              <w:t xml:space="preserve">Impuesto de registro </w:t>
+            </w:r>
+            <w:r>
+              <w:rPr>
+                <w:rFonts w:ascii="Times New Roman" w:hAnsi="Times New Roman"/>
+                <w:b/>
+                <w:i w:val="0"/>
+                <w:sz w:val="20"/>
+                <w:u w:val="none"/>
+              </w:rPr>
+              <w:t>sin cuantía</w:t>
+            </w:r>
+            <w:r>
+              <w:rPr>
+                <w:rFonts w:ascii="Times New Roman" w:hAnsi="Times New Roman"/>
+                <w:b w:val="0"/>
+                <w:i w:val="0"/>
+                <w:sz w:val="20"/>
+                <w:u w:val="none"/>
+              </w:rPr>
+              <w:t xml:space="preserve"> por la inscripción del nombramiento de los representantes legales</w:t>
+            </w:r>
+          </w:p>
+        </w:tc>
+        <w:tc>
+          <w:tcPr>
+            <w:tcW w:type="dxa" w:w="1824"/>
+          </w:tcPr>
+          <w:p>
+            <w:pPr>
+              <w:spacing w:after="40" w:before="40" w:line="240" w:lineRule="auto"/>
+              <w:jc w:val="left"/>
+            </w:pPr>
+            <w:r>
+              <w:rPr>
+                <w:rFonts w:ascii="Times New Roman" w:hAnsi="Times New Roman"/>
+                <w:b w:val="0"/>
+                <w:i w:val="0"/>
+                <w:sz w:val="20"/>
+                <w:u w:val="none"/>
+              </w:rPr>
+              <w:t>Entre 2 y 4 salarios mínimos diarios legales vigentes</w:t>
+            </w:r>
+          </w:p>
+        </w:tc>
+        <w:tc>
+          <w:tcPr>
+            <w:tcW w:type="dxa" w:w="1824"/>
+          </w:tcPr>
+          <w:p>
+            <w:pPr>
+              <w:spacing w:after="40" w:before="40" w:line="240" w:lineRule="auto"/>
+              <w:jc w:val="left"/>
+            </w:pPr>
+            <w:r>
+              <w:rPr>
+                <w:rFonts w:ascii="Times New Roman" w:hAnsi="Times New Roman"/>
+                <w:b/>
+                <w:i w:val="0"/>
+                <w:sz w:val="20"/>
+                <w:u w:val="none"/>
+              </w:rPr>
+              <w:t>≈ $93.000 a $187.000</w:t>
+            </w:r>
+          </w:p>
+        </w:tc>
+        <w:tc>
+          <w:tcPr>
+            <w:tcW w:type="dxa" w:w="1642"/>
+          </w:tcPr>
+          <w:p>
+            <w:pPr>
+              <w:spacing w:after="40" w:before="40" w:line="240" w:lineRule="auto"/>
+              <w:jc w:val="left"/>
+            </w:pPr>
+            <w:r>
+              <w:rPr>
+                <w:rFonts w:ascii="Times New Roman" w:hAnsi="Times New Roman"/>
+                <w:b w:val="0"/>
+                <w:i w:val="0"/>
+                <w:sz w:val="20"/>
+                <w:u w:val="none"/>
+              </w:rPr>
+              <w:t>Artículo 230 de la Ley 223 de 1995; numeral 5.2.2 de la guía registral de la Cámara</w:t>
+            </w:r>
+          </w:p>
+        </w:tc>
+      </w:tr>
+      <w:tr>
+        <w:tc>
+          <w:tcPr>
+            <w:tcW w:type="dxa" w:w="3831"/>
+          </w:tcPr>
+          <w:p>
+            <w:pPr>
+              <w:spacing w:after="40" w:before="40" w:line="240" w:lineRule="auto"/>
+              <w:jc w:val="left"/>
+            </w:pPr>
+            <w:r>
+              <w:rPr>
+                <w:rFonts w:ascii="Times New Roman" w:hAnsi="Times New Roman"/>
+                <w:b w:val="0"/>
+                <w:i w:val="0"/>
+                <w:sz w:val="20"/>
+                <w:u w:val="none"/>
+              </w:rPr>
               <w:t>Derechos de inscripción del documento de constitución</w:t>
             </w:r>
           </w:p>
@@ -7362,7 +7813,7 @@
           <w:i w:val="0"/>
           <w:u w:val="none"/>
         </w:rPr>
-        <w:t>Total aproximado, sin incluir la matrícula del establecimiento ni certificados adicionales: $4.321.100.</w:t>
+        <w:t>Total aproximado, sin incluir la matrícula del establecimiento ni certificados adicionales: entre $4.414.000 y $4.508.000.</w:t>
       </w:r>
       <w:r>
         <w:rPr>
@@ -7380,7 +7831,7 @@
           <w:i w:val="0"/>
           <w:u w:val="none"/>
         </w:rPr>
-        <w:t>impuesto de registro</w:t>
+        <w:t>impuesto de registro con cuantía</w:t>
       </w:r>
       <w:r>
         <w:rPr>
@@ -7389,7 +7840,45 @@
           <w:i w:val="0"/>
           <w:u w:val="none"/>
         </w:rPr>
-        <w:t>, que representa más del noventa y siete por ciento (97 %) del valor total del trámite.</w:t>
+        <w:t>, que por sí solo representa cerca del noventa y cinco por ciento (95 %) del valor total del trámite.</w:t>
+      </w:r>
+    </w:p>
+    <w:p>
+      <w:r>
+        <w:rPr>
+          <w:rFonts w:ascii="Times New Roman" w:hAnsi="Times New Roman"/>
+          <w:b/>
+          <w:i w:val="0"/>
+          <w:u w:val="none"/>
+        </w:rPr>
+        <w:t>Sobre el impuesto sin cuantía.</w:t>
+      </w:r>
+      <w:r>
+        <w:rPr>
+          <w:rFonts w:ascii="Times New Roman" w:hAnsi="Times New Roman"/>
+          <w:b w:val="0"/>
+          <w:i w:val="0"/>
+          <w:u w:val="none"/>
+        </w:rPr>
+        <w:t xml:space="preserve"> El numeral 5.2.2 de la guía registral advierte que, además del impuesto con cuantía que grava la constitución, se causa </w:t>
+      </w:r>
+      <w:r>
+        <w:rPr>
+          <w:rFonts w:ascii="Times New Roman" w:hAnsi="Times New Roman"/>
+          <w:b/>
+          <w:i w:val="0"/>
+          <w:u w:val="none"/>
+        </w:rPr>
+        <w:t>un impuesto de registro sin cuantía por la inscripción de cada órgano nombrado</w:t>
+      </w:r>
+      <w:r>
+        <w:rPr>
+          <w:rFonts w:ascii="Times New Roman" w:hAnsi="Times New Roman"/>
+          <w:b w:val="0"/>
+          <w:i w:val="0"/>
+          <w:u w:val="none"/>
+        </w:rPr>
+        <w:t xml:space="preserve"> —representantes legales, junta directiva y revisores fiscales—. En este caso solo se nombra el órgano de representación legal, con principal y suplente, de modo que se causa un único acto sin cuantía. El artículo 230 de la Ley 223 de 1995 fija para estos actos una tarifa de entre dos y cuatro salarios mínimos diarios legales vigentes, cuyo valor exacto determina la ordenanza departamental. Es un rubro que la primera versión de esta liquidación omitía.</w:t>
       </w:r>
     </w:p>
     <w:p>
@@ -8276,7 +8765,7 @@
                 <w:sz w:val="20"/>
                 <w:u w:val="none"/>
               </w:rPr>
-              <w:t xml:space="preserve">Antes del </w:t>
+              <w:t xml:space="preserve">Entre el </w:t>
             </w:r>
             <w:r>
               <w:rPr>
@@ -8286,7 +8775,7 @@
                 <w:sz w:val="20"/>
                 <w:u w:val="none"/>
               </w:rPr>
-              <w:t>31 de marzo de 2027</w:t>
+              <w:t>1.º de enero y el 31 de marzo de 2027</w:t>
             </w:r>
             <w:r>
               <w:rPr>
@@ -8296,7 +8785,135 @@
                 <w:sz w:val="20"/>
                 <w:u w:val="none"/>
               </w:rPr>
-              <w:t>, para conservar el beneficio de exención de la primera renovación previsto en la Ley 1780 de 2016.</w:t>
+              <w:t>, para conservar el beneficio de exención de la primera renovación. La guía exige además, en esa renovación: responder afirmativamente la encuesta sobre pago de aportes a seguridad social y cumplimiento tributario; relacionar nombre e identificación de los trabajadores; certificar la conservación de los requisitos de pequeña empresa joven; y adjuntar los estados financieros al 31 de diciembre según el grupo NIIF, con la tarjeta profesional del contador que los prepara.</w:t>
+            </w:r>
+          </w:p>
+        </w:tc>
+      </w:tr>
+      <w:tr>
+        <w:tc>
+          <w:tcPr>
+            <w:tcW w:type="dxa" w:w="2737"/>
+          </w:tcPr>
+          <w:p>
+            <w:pPr>
+              <w:spacing w:after="40" w:before="40" w:line="240" w:lineRule="auto"/>
+              <w:jc w:val="left"/>
+            </w:pPr>
+            <w:r>
+              <w:rPr>
+                <w:rFonts w:ascii="Times New Roman" w:hAnsi="Times New Roman"/>
+                <w:b w:val="0"/>
+                <w:i w:val="0"/>
+                <w:sz w:val="20"/>
+                <w:u w:val="none"/>
+              </w:rPr>
+              <w:t>Consulta del estado del trámite</w:t>
+            </w:r>
+          </w:p>
+        </w:tc>
+        <w:tc>
+          <w:tcPr>
+            <w:tcW w:type="dxa" w:w="6385"/>
+          </w:tcPr>
+          <w:p>
+            <w:pPr>
+              <w:spacing w:after="40" w:before="40" w:line="240" w:lineRule="auto"/>
+              <w:jc w:val="left"/>
+            </w:pPr>
+            <w:r>
+              <w:rPr>
+                <w:rFonts w:ascii="Times New Roman" w:hAnsi="Times New Roman"/>
+                <w:b w:val="0"/>
+                <w:i w:val="0"/>
+                <w:sz w:val="20"/>
+                <w:u w:val="none"/>
+              </w:rPr>
+              <w:t>En tramites.camaramedellin.com.co, sección "Consultas virtuales", por número de radicado o de solicitud.</w:t>
+            </w:r>
+          </w:p>
+        </w:tc>
+      </w:tr>
+      <w:tr>
+        <w:tc>
+          <w:tcPr>
+            <w:tcW w:type="dxa" w:w="2737"/>
+          </w:tcPr>
+          <w:p>
+            <w:pPr>
+              <w:spacing w:after="40" w:before="40" w:line="240" w:lineRule="auto"/>
+              <w:jc w:val="left"/>
+            </w:pPr>
+            <w:r>
+              <w:rPr>
+                <w:rFonts w:ascii="Times New Roman" w:hAnsi="Times New Roman"/>
+                <w:b w:val="0"/>
+                <w:i w:val="0"/>
+                <w:sz w:val="20"/>
+                <w:u w:val="none"/>
+              </w:rPr>
+              <w:t>Si devuelven el trámite</w:t>
+            </w:r>
+          </w:p>
+        </w:tc>
+        <w:tc>
+          <w:tcPr>
+            <w:tcW w:type="dxa" w:w="6385"/>
+          </w:tcPr>
+          <w:p>
+            <w:pPr>
+              <w:spacing w:after="40" w:before="40" w:line="240" w:lineRule="auto"/>
+              <w:jc w:val="left"/>
+            </w:pPr>
+            <w:r>
+              <w:rPr>
+                <w:rFonts w:ascii="Times New Roman" w:hAnsi="Times New Roman"/>
+                <w:b w:val="0"/>
+                <w:i w:val="0"/>
+                <w:sz w:val="20"/>
+                <w:u w:val="none"/>
+              </w:rPr>
+              <w:t xml:space="preserve">Subsanar </w:t>
+            </w:r>
+            <w:r>
+              <w:rPr>
+                <w:rFonts w:ascii="Times New Roman" w:hAnsi="Times New Roman"/>
+                <w:b/>
+                <w:i w:val="0"/>
+                <w:sz w:val="20"/>
+                <w:u w:val="none"/>
+              </w:rPr>
+              <w:t>dentro del mes siguiente</w:t>
+            </w:r>
+            <w:r>
+              <w:rPr>
+                <w:rFonts w:ascii="Times New Roman" w:hAnsi="Times New Roman"/>
+                <w:b w:val="0"/>
+                <w:i w:val="0"/>
+                <w:sz w:val="20"/>
+                <w:u w:val="none"/>
+              </w:rPr>
+              <w:t xml:space="preserve"> a la carta de devolución. Vencido ese plazo se entiende </w:t>
+            </w:r>
+            <w:r>
+              <w:rPr>
+                <w:rFonts w:ascii="Times New Roman" w:hAnsi="Times New Roman"/>
+                <w:b/>
+                <w:i w:val="0"/>
+                <w:sz w:val="20"/>
+                <w:u w:val="none"/>
+              </w:rPr>
+              <w:t>desistida</w:t>
+            </w:r>
+            <w:r>
+              <w:rPr>
+                <w:rFonts w:ascii="Times New Roman" w:hAnsi="Times New Roman"/>
+                <w:b w:val="0"/>
+                <w:i w:val="0"/>
+                <w:sz w:val="20"/>
+                <w:u w:val="none"/>
+              </w:rPr>
+              <w:t xml:space="preserve"> la petición y se archiva el trámite, conforme al artículo 17 del CPACA.</w:t>
             </w:r>
           </w:p>
         </w:tc>

--- a/constitucion_sas_nova_bienestar/docx/04_Guia_de_formularios_RUES_y_liquidacion_de_derechos.docx
+++ b/constitucion_sas_nova_bienestar/docx/04_Guia_de_formularios_RUES_y_liquidacion_de_derechos.docx
@@ -1207,7 +1207,7 @@
           <w:sz w:val="24"/>
           <w:u w:val="none"/>
         </w:rPr>
-        <w:t>2. FORMULARIO DEL REGISTRO ÚNICO TRIBUTARIO (RUT) — FORMULARIO 001 DE LA DIAN</w:t>
+        <w:t>2. FORMULARIO DEL REGISTRO ÚNICO TRIBUTARIO (RUT). FORMULARIO 001 DE LA DIAN</w:t>
       </w:r>
     </w:p>
     <w:p>
@@ -1762,7 +1762,7 @@
                 <w:sz w:val="20"/>
                 <w:u w:val="none"/>
               </w:rPr>
-              <w:t xml:space="preserve"> — Actividades de apoyo terapéutico</w:t>
+              <w:t>. Actividades de apoyo terapéutico</w:t>
             </w:r>
           </w:p>
         </w:tc>
@@ -1816,7 +1816,7 @@
                 <w:sz w:val="20"/>
                 <w:u w:val="none"/>
               </w:rPr>
-              <w:t xml:space="preserve"> — Gestión de instalaciones deportivas</w:t>
+              <w:t>. Gestión de instalaciones deportivas</w:t>
             </w:r>
           </w:p>
         </w:tc>
@@ -1870,7 +1870,7 @@
                 <w:sz w:val="20"/>
                 <w:u w:val="none"/>
               </w:rPr>
-              <w:t xml:space="preserve"> — Otras actividades de servicios personales n.c.p.</w:t>
+              <w:t>. Otras actividades de servicios personales n.c.p.</w:t>
             </w:r>
           </w:p>
         </w:tc>
@@ -1958,7 +1958,7 @@
                 <w:sz w:val="20"/>
                 <w:u w:val="none"/>
               </w:rPr>
-              <w:t>Mariana López Castaño — C.C. 1.039.672.481</w:t>
+              <w:t>Mariana López Castaño, C.C. 1.039.672.481</w:t>
             </w:r>
           </w:p>
         </w:tc>
@@ -2266,7 +2266,7 @@
           <w:i w:val="0"/>
           <w:u w:val="none"/>
         </w:rPr>
-        <w:t xml:space="preserve"> —común a todos los registros— y por los </w:t>
+        <w:t xml:space="preserve">, común a todos los registros, y por los </w:t>
       </w:r>
       <w:r>
         <w:rPr>
@@ -2319,7 +2319,7 @@
           <w:sz w:val="24"/>
           <w:u w:val="none"/>
         </w:rPr>
-        <w:t>3.1. Carátula única empresarial — datos generales de la sociedad</w:t>
+        <w:t>3.1. Carátula única empresarial. Datos generales de la sociedad</w:t>
       </w:r>
     </w:p>
     <w:tbl>
@@ -3771,7 +3771,7 @@
                 <w:sz w:val="20"/>
                 <w:u w:val="none"/>
               </w:rPr>
-              <w:t xml:space="preserve"> — marcar la casilla y anexar la declaración juramentada correspondiente</w:t>
+              <w:t>. Marcar la casilla y anexar la declaración juramentada correspondiente</w:t>
             </w:r>
           </w:p>
         </w:tc>
@@ -3815,7 +3815,7 @@
                 <w:sz w:val="20"/>
                 <w:u w:val="none"/>
               </w:rPr>
-              <w:t>Mariana López Castaño — C.C. 1.039.672.481 de Medellín</w:t>
+              <w:t>Mariana López Castaño, C.C. 1.039.672.481 de Medellín</w:t>
             </w:r>
           </w:p>
         </w:tc>
@@ -4261,7 +4261,7 @@
                 <w:sz w:val="20"/>
                 <w:u w:val="none"/>
               </w:rPr>
-              <w:t>$1.200.000.000 — 1.200.000 acciones — valor nominal $1.000</w:t>
+              <w:t>$1.200.000.000, 1.200.000 acciones, valor nominal $1.000</w:t>
             </w:r>
           </w:p>
         </w:tc>
@@ -4305,7 +4305,7 @@
                 <w:sz w:val="20"/>
                 <w:u w:val="none"/>
               </w:rPr>
-              <w:t>$600.000.000 — 600.000 acciones — valor nominal $1.000</w:t>
+              <w:t>$600.000.000, 600.000 acciones, valor nominal $1.000</w:t>
             </w:r>
           </w:p>
         </w:tc>
@@ -4349,7 +4349,7 @@
                 <w:sz w:val="20"/>
                 <w:u w:val="none"/>
               </w:rPr>
-              <w:t>$600.000.000 — 600.000 acciones — valor nominal $1.000</w:t>
+              <w:t>$600.000.000, 600.000 acciones, valor nominal $1.000</w:t>
             </w:r>
           </w:p>
         </w:tc>
@@ -4437,7 +4437,7 @@
                 <w:sz w:val="20"/>
                 <w:u w:val="none"/>
               </w:rPr>
-              <w:t>Mariana López Castaño — C.C. 1.039.672.481 de Medellín</w:t>
+              <w:t>Mariana López Castaño, C.C. 1.039.672.481 de Medellín</w:t>
             </w:r>
           </w:p>
         </w:tc>
@@ -4481,7 +4481,7 @@
                 <w:sz w:val="20"/>
                 <w:u w:val="none"/>
               </w:rPr>
-              <w:t>Felipe Andrés Gómez Vélez — C.C. 1.152.846.390 de Envigado</w:t>
+              <w:t>Felipe Andrés Gómez Vélez, C.C. 1.152.846.390 de Envigado</w:t>
             </w:r>
           </w:p>
         </w:tc>
@@ -4895,7 +4895,7 @@
                 <w:sz w:val="20"/>
                 <w:u w:val="none"/>
               </w:rPr>
-              <w:t>NOVA BIENESTAR INTEGRAL S.A.S. — NIT asignado</w:t>
+              <w:t>NOVA BIENESTAR INTEGRAL S.A.S., NIT asignado</w:t>
             </w:r>
           </w:p>
         </w:tc>
@@ -7343,7 +7343,7 @@
                 <w:sz w:val="20"/>
                 <w:u w:val="none"/>
               </w:rPr>
-              <w:t>$0 — EXENTA</w:t>
+              <w:t>$0, EXENTA</w:t>
             </w:r>
           </w:p>
         </w:tc>
@@ -7878,7 +7878,7 @@
           <w:i w:val="0"/>
           <w:u w:val="none"/>
         </w:rPr>
-        <w:t xml:space="preserve"> —representantes legales, junta directiva y revisores fiscales—. En este caso solo se nombra el órgano de representación legal, con principal y suplente, de modo que se causa un único acto sin cuantía. El artículo 230 de la Ley 223 de 1995 fija para estos actos una tarifa de entre dos y cuatro salarios mínimos diarios legales vigentes, cuyo valor exacto determina la ordenanza departamental. Es un rubro que la primera versión de esta liquidación omitía.</w:t>
+        <w:t xml:space="preserve"> (representantes legales, junta directiva y revisores fiscales). En este caso solo se nombra el órgano de representación legal, con principal y suplente, de modo que se causa un único acto sin cuantía. El artículo 230 de la Ley 223 de 1995 fija para estos actos una tarifa de entre dos y cuatro salarios mínimos diarios legales vigentes, cuyo valor exacto determina la ordenanza departamental. Es un rubro que la primera versión de esta liquidación omitía.</w:t>
       </w:r>
     </w:p>
     <w:p>
@@ -7906,7 +7906,7 @@
           <w:i w:val="0"/>
           <w:u w:val="none"/>
         </w:rPr>
-        <w:t>Primera — el impuesto de registro no está exento.</w:t>
+        <w:t>Primera, el impuesto de registro no está exento.</w:t>
       </w:r>
       <w:r>
         <w:rPr>
@@ -7962,7 +7962,7 @@
           <w:i w:val="0"/>
           <w:u w:val="none"/>
         </w:rPr>
-        <w:t>Segunda — el alcance de la exención sobre el establecimiento de comercio.</w:t>
+        <w:t>Segunda, el alcance de la exención sobre el establecimiento de comercio.</w:t>
       </w:r>
       <w:r>
         <w:rPr>
@@ -7989,7 +7989,7 @@
           <w:i w:val="0"/>
           <w:u w:val="none"/>
         </w:rPr>
-        <w:t xml:space="preserve">, según la cual el beneficio cubre únicamente la matrícula del sujeto —la persona jurídica—, por ser esta la que ostenta la calidad de pequeña empresa joven; y una </w:t>
+        <w:t xml:space="preserve">, según la cual el beneficio cubre únicamente la matrícula del sujeto, la persona jurídica, por ser esta la que ostenta la calidad de pequeña empresa joven; y una </w:t>
       </w:r>
       <w:r>
         <w:rPr>
@@ -8025,7 +8025,7 @@
           <w:i w:val="0"/>
           <w:u w:val="none"/>
         </w:rPr>
-        <w:t xml:space="preserve"> —esto es, previendo el pago de la matrícula del establecimiento— y solicitar por escrito el pronunciamiento de la Cámara; si esta aplica la lectura extensiva, el resultado será un menor valor a pagar y no un vicio del trámite.</w:t>
+        <w:t xml:space="preserve"> (esto es, previendo el pago de la matrícula del establecimiento) y solicitar por escrito el pronunciamiento de la Cámara; si esta aplica la lectura extensiva, el resultado será un menor valor a pagar y no un vicio del trámite.</w:t>
       </w:r>
     </w:p>
     <w:p>
@@ -8949,7 +8949,7 @@
         <w:color w:val="555555"/>
         <w:sz w:val="16"/>
       </w:rPr>
-      <w:t xml:space="preserve">Guía de diligenciamiento de formularios — CCMA  |  </w:t>
+      <w:t xml:space="preserve">Guía de diligenciamiento de formularios. CCMA  |  </w:t>
     </w:r>
     <w:r>
       <w:rPr>
@@ -9008,7 +9008,7 @@
         <w:color w:val="555555"/>
         <w:sz w:val="16"/>
       </w:rPr>
-      <w:t>NOVA BIENESTAR INTEGRAL S.A.S. — Guía de formularios y liquidación de derechos</w:t>
+      <w:t>NOVA BIENESTAR INTEGRAL S.A.S. Guía de formularios y liquidación de derechos</w:t>
     </w:r>
   </w:p>
 </w:hdr>
